--- a/referencias/GUIONES/Guion_Dia3_Planear_Antes_De_Sentir.docx
+++ b/referencias/GUIONES/Guion_Dia3_Planear_Antes_De_Sentir.docx
@@ -5382,21 +5382,16 @@
               <w:rPr/>
             </w:pPr>
             <w:r>
-              <w:rPr>
-                <w:rFonts w:ascii="Arial Unicode MS" w:cs="Arial Unicode MS" w:eastAsia="Arial Unicode MS" w:hAnsi="Arial Unicode MS"/>
-                <w:b w:val="1"/>
-                <w:bCs w:val="1"/>
-                <w:color w:val="9fb3c8"/>
-                <w:sz w:val="15"/>
-                <w:szCs w:val="15"/>
-                <w:rtl w:val="0"/>
-              </w:rPr>
-              <w:t>31:00 → 35:00</w:t>
-            </w:r>
-            <w:r>
-              <w:rPr>
-                <w:rtl w:val="0"/>
-              </w:rPr>
+              <w:t>⚡ PREGUNTA RELÁMPAGO EN CHAT (YOUTUBE LIVE — HASTA 20 PC)</w:t>
+              <w:br/>
+              <w:t>Juan lanza 1 sola pregunta rápida al chat de YouTube:</w:t>
+              <w:br/>
+              <w:t>“¿Qué es la invalidación en un plan de trading profesional?”</w:t>
+              <w:br/>
+              <w:t>A) Donde duele la pérdida · B) El punto donde el escenario queda demostrado falso ✓ · C) Un porcentaje fijo · D) Lo que diga el indicador</w:t>
+              <w:br/>
+              <w:br/>
+              <w:t>Juan celebra en voz alta al primer participante en responder "B" en el chat. El CM lo anota para sumar sus +20 Puntos de Control.</w:t>
             </w:r>
           </w:p>
           <w:p>
@@ -5404,23 +5399,7 @@
               <w:spacing w:after="0" w:lineRule="auto"/>
               <w:rPr/>
             </w:pPr>
-            <w:r>
-              <w:rPr>
-                <w:rFonts w:ascii="Arial" w:cs="Arial" w:eastAsia="Arial" w:hAnsi="Arial"/>
-                <w:b w:val="1"/>
-                <w:bCs w:val="1"/>
-                <w:color w:val="ffffff"/>
-                <w:sz w:val="24"/>
-                <w:szCs w:val="24"/>
-                <w:rtl w:val="0"/>
-              </w:rPr>
-              <w:t>B6 · QUIZ RELÁMPAGO — hasta 20 PC</w:t>
-            </w:r>
-            <w:r>
-              <w:rPr>
-                <w:rtl w:val="0"/>
-              </w:rPr>
-            </w:r>
+            <w:r/>
           </w:p>
         </w:tc>
       </w:tr>
@@ -5497,21 +5476,16 @@
               <w:rPr/>
             </w:pPr>
             <w:r>
-              <w:rPr>
-                <w:rFonts w:ascii="Arial" w:cs="Arial" w:eastAsia="Arial" w:hAnsi="Arial"/>
-                <w:b w:val="1"/>
-                <w:bCs w:val="1"/>
-                <w:color w:val="0e8a5f"/>
-                <w:sz w:val="18"/>
-                <w:szCs w:val="18"/>
-                <w:rtl w:val="0"/>
-              </w:rPr>
-              <w:t>⚡ ⚡ PREGUNTA RELÁMPAGO EN CHAT (YOUTUBE LIVE)</w:t>
-            </w:r>
-            <w:r>
-              <w:rPr>
-                <w:rtl w:val="0"/>
-              </w:rPr>
+              <w:t>⚡ PREGUNTA RELÁMPAGO EN CHAT (YOUTUBE LIVE — HASTA 20 PC)</w:t>
+              <w:br/>
+              <w:t>Juan lanza 1 sola pregunta rápida al chat de YouTube:</w:t>
+              <w:br/>
+              <w:t>“¿Qué es la invalidación en un plan de trading profesional?”</w:t>
+              <w:br/>
+              <w:t>A) Donde duele la pérdida · B) El punto donde el escenario queda demostrado falso ✓ · C) Un porcentaje fijo · D) Lo que diga el indicador</w:t>
+              <w:br/>
+              <w:br/>
+              <w:t>Juan celebra en voz alta al primer participante en responder "B" en el chat. El CM lo anota para sumar sus +20 Puntos de Control.</w:t>
             </w:r>
           </w:p>
           <w:p>
@@ -5519,99 +5493,21 @@
               <w:spacing w:after="50" w:lineRule="auto"/>
               <w:rPr/>
             </w:pPr>
-            <w:r>
-              <w:rPr>
-                <w:rFonts w:ascii="Calibri" w:cs="Calibri" w:eastAsia="Calibri" w:hAnsi="Calibri"/>
-                <w:b w:val="1"/>
-                <w:bCs w:val="1"/>
-                <w:color w:val="2a2f36"/>
-                <w:sz w:val="21"/>
-                <w:szCs w:val="21"/>
-                <w:rtl w:val="0"/>
-              </w:rPr>
-              <w:t xml:space="preserve">Q1: “¿Qué se define PRIMERO en un plan profesional?” </w:t>
-            </w:r>
-            <w:r>
-              <w:rPr>
-                <w:rFonts w:ascii="Calibri" w:cs="Calibri" w:eastAsia="Calibri" w:hAnsi="Calibri"/>
-                <w:color w:val="2a2f36"/>
-                <w:sz w:val="21"/>
-                <w:szCs w:val="21"/>
-                <w:rtl w:val="0"/>
-              </w:rPr>
-              <w:t>A) La entrada · B) La invalidación ✓ · C) La ganancia esperada · D) El activo</w:t>
-            </w:r>
-            <w:r>
-              <w:rPr>
-                <w:rtl w:val="0"/>
-              </w:rPr>
-            </w:r>
+            <w:r/>
           </w:p>
           <w:p>
             <w:pPr>
               <w:spacing w:after="50" w:lineRule="auto"/>
               <w:rPr/>
             </w:pPr>
-            <w:r>
-              <w:rPr>
-                <w:rFonts w:ascii="Calibri" w:cs="Calibri" w:eastAsia="Calibri" w:hAnsi="Calibri"/>
-                <w:b w:val="1"/>
-                <w:bCs w:val="1"/>
-                <w:color w:val="2a2f36"/>
-                <w:sz w:val="21"/>
-                <w:szCs w:val="21"/>
-                <w:rtl w:val="0"/>
-              </w:rPr>
-              <w:t xml:space="preserve">Q2: “La invalidación es...” </w:t>
-            </w:r>
-            <w:r>
-              <w:rPr>
-                <w:rFonts w:ascii="Calibri" w:cs="Calibri" w:eastAsia="Calibri" w:hAnsi="Calibri"/>
-                <w:color w:val="2a2f36"/>
-                <w:sz w:val="21"/>
-                <w:szCs w:val="21"/>
-                <w:rtl w:val="0"/>
-              </w:rPr>
-              <w:t>A) Donde duele la pérdida · B) Donde el escenario queda demostrado falso ✓ · C) Un porcentaje fijo · D) Donde dice el indicador</w:t>
-            </w:r>
-            <w:r>
-              <w:rPr>
-                <w:rtl w:val="0"/>
-              </w:rPr>
-            </w:r>
+            <w:r/>
           </w:p>
           <w:p>
             <w:pPr>
               <w:spacing w:after="50" w:lineRule="auto"/>
               <w:rPr/>
             </w:pPr>
-            <w:r>
-              <w:rPr>
-                <w:rFonts w:ascii="Calibri" w:cs="Calibri" w:eastAsia="Calibri" w:hAnsi="Calibri"/>
-                <w:b w:val="1"/>
-                <w:bCs w:val="1"/>
-                <w:color w:val="2a2f36"/>
-                <w:sz w:val="21"/>
-                <w:szCs w:val="21"/>
-                <w:rtl w:val="0"/>
-              </w:rPr>
-              <w:t xml:space="preserve">Q3: “¿Cuál es la posición que más dinero le ha ahorrado a Juan?” </w:t>
-            </w:r>
-            <w:r>
-              <w:rPr>
-                <w:rFonts w:ascii="Calibri" w:cs="Calibri" w:eastAsia="Calibri" w:hAnsi="Calibri"/>
-                <w:color w:val="2a2f36"/>
-                <w:sz w:val="21"/>
-                <w:szCs w:val="21"/>
-                <w:rtl w:val="0"/>
-              </w:rPr>
-              <w:t>A) Los cortos · B) El no-trade ✓ · C) Las opciones · D) El oro</w:t>
-            </w:r>
-            <w:r>
-              <w:rPr>
-                <w:rtl w:val="0"/>
-              </w:rPr>
-            </w:r>
+            <w:r/>
           </w:p>
         </w:tc>
       </w:tr>

--- a/referencias/GUIONES/Guion_Dia3_Planear_Antes_De_Sentir.docx
+++ b/referencias/GUIONES/Guion_Dia3_Planear_Antes_De_Sentir.docx
@@ -178,26 +178,26 @@
         </w:trPr>
         <w:tc>
           <w:tcPr>
-            <w:shd w:fill="0a0e14" w:val="clear"/>
+            <w:vAlign w:val="center"/>
+            <w:shd w:fill="0F172A"/>
             <w:tcMar>
-              <w:top w:w="70.0" w:type="dxa"/>
-              <w:left w:w="110.0" w:type="dxa"/>
-              <w:bottom w:w="70.0" w:type="dxa"/>
-              <w:right w:w="110.0" w:type="dxa"/>
+              <w:top w:w="160" w:type="dxa"/>
+              <w:bottom w:w="160" w:type="dxa"/>
+              <w:left w:w="200" w:type="dxa"/>
+              <w:right w:w="200" w:type="dxa"/>
             </w:tcMar>
-            <w:vAlign w:val="center"/>
           </w:tcPr>
           <w:p>
             <w:pPr>
-              <w:spacing w:after="0" w:lineRule="auto"/>
+              <w:spacing w:after="80" w:lineRule="auto" w:before="80"/>
               <w:rPr/>
             </w:pPr>
             <w:r>
               <w:rPr>
                 <w:rFonts w:ascii="Arial" w:cs="Arial" w:eastAsia="Arial" w:hAnsi="Arial"/>
-                <w:b w:val="1"/>
+                <w:b/>
                 <w:bCs w:val="1"/>
-                <w:color w:val="ffffff"/>
+                <w:color w:val="FFFFFF"/>
                 <w:sz w:val="18"/>
                 <w:szCs w:val="18"/>
                 <w:rtl w:val="0"/>
@@ -206,6 +206,8 @@
             </w:r>
             <w:r>
               <w:rPr>
+                <w:b/>
+                <w:color w:val="FFFFFF"/>
                 <w:rtl w:val="0"/>
               </w:rPr>
             </w:r>
@@ -213,26 +215,26 @@
         </w:tc>
         <w:tc>
           <w:tcPr>
-            <w:shd w:fill="0a0e14" w:val="clear"/>
+            <w:vAlign w:val="center"/>
+            <w:shd w:fill="0F172A"/>
             <w:tcMar>
-              <w:top w:w="70.0" w:type="dxa"/>
-              <w:left w:w="110.0" w:type="dxa"/>
-              <w:bottom w:w="70.0" w:type="dxa"/>
-              <w:right w:w="110.0" w:type="dxa"/>
+              <w:top w:w="160" w:type="dxa"/>
+              <w:bottom w:w="160" w:type="dxa"/>
+              <w:left w:w="200" w:type="dxa"/>
+              <w:right w:w="200" w:type="dxa"/>
             </w:tcMar>
-            <w:vAlign w:val="center"/>
           </w:tcPr>
           <w:p>
             <w:pPr>
-              <w:spacing w:after="0" w:lineRule="auto"/>
+              <w:spacing w:after="80" w:lineRule="auto" w:before="80"/>
               <w:rPr/>
             </w:pPr>
             <w:r>
               <w:rPr>
                 <w:rFonts w:ascii="Arial" w:cs="Arial" w:eastAsia="Arial" w:hAnsi="Arial"/>
-                <w:b w:val="1"/>
+                <w:b/>
                 <w:bCs w:val="1"/>
-                <w:color w:val="ffffff"/>
+                <w:color w:val="FFFFFF"/>
                 <w:sz w:val="18"/>
                 <w:szCs w:val="18"/>
                 <w:rtl w:val="0"/>
@@ -241,6 +243,8 @@
             </w:r>
             <w:r>
               <w:rPr>
+                <w:b/>
+                <w:color w:val="FFFFFF"/>
                 <w:rtl w:val="0"/>
               </w:rPr>
             </w:r>
@@ -248,26 +252,26 @@
         </w:tc>
         <w:tc>
           <w:tcPr>
-            <w:shd w:fill="0a0e14" w:val="clear"/>
+            <w:vAlign w:val="center"/>
+            <w:shd w:fill="0F172A"/>
             <w:tcMar>
-              <w:top w:w="70.0" w:type="dxa"/>
-              <w:left w:w="110.0" w:type="dxa"/>
-              <w:bottom w:w="70.0" w:type="dxa"/>
-              <w:right w:w="110.0" w:type="dxa"/>
+              <w:top w:w="160" w:type="dxa"/>
+              <w:bottom w:w="160" w:type="dxa"/>
+              <w:left w:w="200" w:type="dxa"/>
+              <w:right w:w="200" w:type="dxa"/>
             </w:tcMar>
-            <w:vAlign w:val="center"/>
           </w:tcPr>
           <w:p>
             <w:pPr>
-              <w:spacing w:after="0" w:lineRule="auto"/>
+              <w:spacing w:after="80" w:lineRule="auto" w:before="80"/>
               <w:rPr/>
             </w:pPr>
             <w:r>
               <w:rPr>
                 <w:rFonts w:ascii="Arial" w:cs="Arial" w:eastAsia="Arial" w:hAnsi="Arial"/>
-                <w:b w:val="1"/>
+                <w:b/>
                 <w:bCs w:val="1"/>
-                <w:color w:val="ffffff"/>
+                <w:color w:val="FFFFFF"/>
                 <w:sz w:val="18"/>
                 <w:szCs w:val="18"/>
                 <w:rtl w:val="0"/>
@@ -276,6 +280,8 @@
             </w:r>
             <w:r>
               <w:rPr>
+                <w:b/>
+                <w:color w:val="FFFFFF"/>
                 <w:rtl w:val="0"/>
               </w:rPr>
             </w:r>
@@ -283,26 +289,26 @@
         </w:tc>
         <w:tc>
           <w:tcPr>
-            <w:shd w:fill="0a0e14" w:val="clear"/>
+            <w:vAlign w:val="center"/>
+            <w:shd w:fill="0F172A"/>
             <w:tcMar>
-              <w:top w:w="70.0" w:type="dxa"/>
-              <w:left w:w="110.0" w:type="dxa"/>
-              <w:bottom w:w="70.0" w:type="dxa"/>
-              <w:right w:w="110.0" w:type="dxa"/>
+              <w:top w:w="160" w:type="dxa"/>
+              <w:bottom w:w="160" w:type="dxa"/>
+              <w:left w:w="200" w:type="dxa"/>
+              <w:right w:w="200" w:type="dxa"/>
             </w:tcMar>
-            <w:vAlign w:val="center"/>
           </w:tcPr>
           <w:p>
             <w:pPr>
-              <w:spacing w:after="0" w:lineRule="auto"/>
+              <w:spacing w:after="80" w:lineRule="auto" w:before="80"/>
               <w:rPr/>
             </w:pPr>
             <w:r>
               <w:rPr>
                 <w:rFonts w:ascii="Arial" w:cs="Arial" w:eastAsia="Arial" w:hAnsi="Arial"/>
-                <w:b w:val="1"/>
+                <w:b/>
                 <w:bCs w:val="1"/>
-                <w:color w:val="ffffff"/>
+                <w:color w:val="FFFFFF"/>
                 <w:sz w:val="18"/>
                 <w:szCs w:val="18"/>
                 <w:rtl w:val="0"/>
@@ -311,6 +317,8 @@
             </w:r>
             <w:r>
               <w:rPr>
+                <w:b/>
+                <w:color w:val="FFFFFF"/>
                 <w:rtl w:val="0"/>
               </w:rPr>
             </w:r>
@@ -470,14 +478,14 @@
         </w:trPr>
         <w:tc>
           <w:tcPr>
-            <w:shd w:fill="f2f5f9" w:val="clear"/>
+            <w:vAlign w:val="center"/>
+            <w:shd w:fill="F8FAFC"/>
             <w:tcMar>
-              <w:top w:w="70.0" w:type="dxa"/>
-              <w:left w:w="110.0" w:type="dxa"/>
-              <w:bottom w:w="70.0" w:type="dxa"/>
-              <w:right w:w="110.0" w:type="dxa"/>
+              <w:top w:w="100" w:type="dxa"/>
+              <w:bottom w:w="100" w:type="dxa"/>
+              <w:left w:w="140" w:type="dxa"/>
+              <w:right w:w="140" w:type="dxa"/>
             </w:tcMar>
-            <w:vAlign w:val="center"/>
           </w:tcPr>
           <w:p>
             <w:pPr>
@@ -505,14 +513,14 @@
         </w:tc>
         <w:tc>
           <w:tcPr>
-            <w:shd w:fill="f2f5f9" w:val="clear"/>
+            <w:vAlign w:val="center"/>
+            <w:shd w:fill="F8FAFC"/>
             <w:tcMar>
-              <w:top w:w="70.0" w:type="dxa"/>
-              <w:left w:w="110.0" w:type="dxa"/>
-              <w:bottom w:w="70.0" w:type="dxa"/>
-              <w:right w:w="110.0" w:type="dxa"/>
+              <w:top w:w="100" w:type="dxa"/>
+              <w:bottom w:w="100" w:type="dxa"/>
+              <w:left w:w="140" w:type="dxa"/>
+              <w:right w:w="140" w:type="dxa"/>
             </w:tcMar>
-            <w:vAlign w:val="center"/>
           </w:tcPr>
           <w:p>
             <w:pPr>
@@ -540,14 +548,14 @@
         </w:tc>
         <w:tc>
           <w:tcPr>
-            <w:shd w:fill="f2f5f9" w:val="clear"/>
+            <w:vAlign w:val="center"/>
+            <w:shd w:fill="F8FAFC"/>
             <w:tcMar>
-              <w:top w:w="70.0" w:type="dxa"/>
-              <w:left w:w="110.0" w:type="dxa"/>
-              <w:bottom w:w="70.0" w:type="dxa"/>
-              <w:right w:w="110.0" w:type="dxa"/>
+              <w:top w:w="100" w:type="dxa"/>
+              <w:bottom w:w="100" w:type="dxa"/>
+              <w:left w:w="140" w:type="dxa"/>
+              <w:right w:w="140" w:type="dxa"/>
             </w:tcMar>
-            <w:vAlign w:val="center"/>
           </w:tcPr>
           <w:p>
             <w:pPr>
@@ -575,14 +583,14 @@
         </w:tc>
         <w:tc>
           <w:tcPr>
-            <w:shd w:fill="f2f5f9" w:val="clear"/>
+            <w:vAlign w:val="center"/>
+            <w:shd w:fill="F8FAFC"/>
             <w:tcMar>
-              <w:top w:w="70.0" w:type="dxa"/>
-              <w:left w:w="110.0" w:type="dxa"/>
-              <w:bottom w:w="70.0" w:type="dxa"/>
-              <w:right w:w="110.0" w:type="dxa"/>
+              <w:top w:w="100" w:type="dxa"/>
+              <w:bottom w:w="100" w:type="dxa"/>
+              <w:left w:w="140" w:type="dxa"/>
+              <w:right w:w="140" w:type="dxa"/>
             </w:tcMar>
-            <w:vAlign w:val="center"/>
           </w:tcPr>
           <w:p>
             <w:pPr>
@@ -762,14 +770,14 @@
         </w:trPr>
         <w:tc>
           <w:tcPr>
-            <w:shd w:fill="f2f5f9" w:val="clear"/>
+            <w:vAlign w:val="center"/>
+            <w:shd w:fill="F8FAFC"/>
             <w:tcMar>
-              <w:top w:w="70.0" w:type="dxa"/>
-              <w:left w:w="110.0" w:type="dxa"/>
-              <w:bottom w:w="70.0" w:type="dxa"/>
-              <w:right w:w="110.0" w:type="dxa"/>
+              <w:top w:w="100" w:type="dxa"/>
+              <w:bottom w:w="100" w:type="dxa"/>
+              <w:left w:w="140" w:type="dxa"/>
+              <w:right w:w="140" w:type="dxa"/>
             </w:tcMar>
-            <w:vAlign w:val="center"/>
           </w:tcPr>
           <w:p>
             <w:pPr>
@@ -797,14 +805,14 @@
         </w:tc>
         <w:tc>
           <w:tcPr>
-            <w:shd w:fill="f2f5f9" w:val="clear"/>
+            <w:vAlign w:val="center"/>
+            <w:shd w:fill="F8FAFC"/>
             <w:tcMar>
-              <w:top w:w="70.0" w:type="dxa"/>
-              <w:left w:w="110.0" w:type="dxa"/>
-              <w:bottom w:w="70.0" w:type="dxa"/>
-              <w:right w:w="110.0" w:type="dxa"/>
+              <w:top w:w="100" w:type="dxa"/>
+              <w:bottom w:w="100" w:type="dxa"/>
+              <w:left w:w="140" w:type="dxa"/>
+              <w:right w:w="140" w:type="dxa"/>
             </w:tcMar>
-            <w:vAlign w:val="center"/>
           </w:tcPr>
           <w:p>
             <w:pPr>
@@ -832,14 +840,14 @@
         </w:tc>
         <w:tc>
           <w:tcPr>
-            <w:shd w:fill="f2f5f9" w:val="clear"/>
+            <w:vAlign w:val="center"/>
+            <w:shd w:fill="F8FAFC"/>
             <w:tcMar>
-              <w:top w:w="70.0" w:type="dxa"/>
-              <w:left w:w="110.0" w:type="dxa"/>
-              <w:bottom w:w="70.0" w:type="dxa"/>
-              <w:right w:w="110.0" w:type="dxa"/>
+              <w:top w:w="100" w:type="dxa"/>
+              <w:bottom w:w="100" w:type="dxa"/>
+              <w:left w:w="140" w:type="dxa"/>
+              <w:right w:w="140" w:type="dxa"/>
             </w:tcMar>
-            <w:vAlign w:val="center"/>
           </w:tcPr>
           <w:p>
             <w:pPr>
@@ -867,14 +875,14 @@
         </w:tc>
         <w:tc>
           <w:tcPr>
-            <w:shd w:fill="f2f5f9" w:val="clear"/>
+            <w:vAlign w:val="center"/>
+            <w:shd w:fill="F8FAFC"/>
             <w:tcMar>
-              <w:top w:w="70.0" w:type="dxa"/>
-              <w:left w:w="110.0" w:type="dxa"/>
-              <w:bottom w:w="70.0" w:type="dxa"/>
-              <w:right w:w="110.0" w:type="dxa"/>
+              <w:top w:w="100" w:type="dxa"/>
+              <w:bottom w:w="100" w:type="dxa"/>
+              <w:left w:w="140" w:type="dxa"/>
+              <w:right w:w="140" w:type="dxa"/>
             </w:tcMar>
-            <w:vAlign w:val="center"/>
           </w:tcPr>
           <w:p>
             <w:pPr>
@@ -1054,14 +1062,14 @@
         </w:trPr>
         <w:tc>
           <w:tcPr>
-            <w:shd w:fill="f2f5f9" w:val="clear"/>
+            <w:vAlign w:val="center"/>
+            <w:shd w:fill="F8FAFC"/>
             <w:tcMar>
-              <w:top w:w="70.0" w:type="dxa"/>
-              <w:left w:w="110.0" w:type="dxa"/>
-              <w:bottom w:w="70.0" w:type="dxa"/>
-              <w:right w:w="110.0" w:type="dxa"/>
+              <w:top w:w="100" w:type="dxa"/>
+              <w:bottom w:w="100" w:type="dxa"/>
+              <w:left w:w="140" w:type="dxa"/>
+              <w:right w:w="140" w:type="dxa"/>
             </w:tcMar>
-            <w:vAlign w:val="center"/>
           </w:tcPr>
           <w:p>
             <w:pPr>
@@ -1089,14 +1097,14 @@
         </w:tc>
         <w:tc>
           <w:tcPr>
-            <w:shd w:fill="f2f5f9" w:val="clear"/>
+            <w:vAlign w:val="center"/>
+            <w:shd w:fill="F8FAFC"/>
             <w:tcMar>
-              <w:top w:w="70.0" w:type="dxa"/>
-              <w:left w:w="110.0" w:type="dxa"/>
-              <w:bottom w:w="70.0" w:type="dxa"/>
-              <w:right w:w="110.0" w:type="dxa"/>
+              <w:top w:w="100" w:type="dxa"/>
+              <w:bottom w:w="100" w:type="dxa"/>
+              <w:left w:w="140" w:type="dxa"/>
+              <w:right w:w="140" w:type="dxa"/>
             </w:tcMar>
-            <w:vAlign w:val="center"/>
           </w:tcPr>
           <w:p>
             <w:pPr>
@@ -1124,14 +1132,14 @@
         </w:tc>
         <w:tc>
           <w:tcPr>
-            <w:shd w:fill="f2f5f9" w:val="clear"/>
+            <w:vAlign w:val="center"/>
+            <w:shd w:fill="F8FAFC"/>
             <w:tcMar>
-              <w:top w:w="70.0" w:type="dxa"/>
-              <w:left w:w="110.0" w:type="dxa"/>
-              <w:bottom w:w="70.0" w:type="dxa"/>
-              <w:right w:w="110.0" w:type="dxa"/>
+              <w:top w:w="100" w:type="dxa"/>
+              <w:bottom w:w="100" w:type="dxa"/>
+              <w:left w:w="140" w:type="dxa"/>
+              <w:right w:w="140" w:type="dxa"/>
             </w:tcMar>
-            <w:vAlign w:val="center"/>
           </w:tcPr>
           <w:p>
             <w:pPr>
@@ -1159,14 +1167,14 @@
         </w:tc>
         <w:tc>
           <w:tcPr>
-            <w:shd w:fill="f2f5f9" w:val="clear"/>
+            <w:vAlign w:val="center"/>
+            <w:shd w:fill="F8FAFC"/>
             <w:tcMar>
-              <w:top w:w="70.0" w:type="dxa"/>
-              <w:left w:w="110.0" w:type="dxa"/>
-              <w:bottom w:w="70.0" w:type="dxa"/>
-              <w:right w:w="110.0" w:type="dxa"/>
+              <w:top w:w="100" w:type="dxa"/>
+              <w:bottom w:w="100" w:type="dxa"/>
+              <w:left w:w="140" w:type="dxa"/>
+              <w:right w:w="140" w:type="dxa"/>
             </w:tcMar>
-            <w:vAlign w:val="center"/>
           </w:tcPr>
           <w:p>
             <w:pPr>
@@ -1346,14 +1354,14 @@
         </w:trPr>
         <w:tc>
           <w:tcPr>
-            <w:shd w:fill="f2f5f9" w:val="clear"/>
+            <w:vAlign w:val="center"/>
+            <w:shd w:fill="F8FAFC"/>
             <w:tcMar>
-              <w:top w:w="70.0" w:type="dxa"/>
-              <w:left w:w="110.0" w:type="dxa"/>
-              <w:bottom w:w="70.0" w:type="dxa"/>
-              <w:right w:w="110.0" w:type="dxa"/>
+              <w:top w:w="100" w:type="dxa"/>
+              <w:bottom w:w="100" w:type="dxa"/>
+              <w:left w:w="140" w:type="dxa"/>
+              <w:right w:w="140" w:type="dxa"/>
             </w:tcMar>
-            <w:vAlign w:val="center"/>
           </w:tcPr>
           <w:p>
             <w:pPr>
@@ -1381,14 +1389,14 @@
         </w:tc>
         <w:tc>
           <w:tcPr>
-            <w:shd w:fill="f2f5f9" w:val="clear"/>
+            <w:vAlign w:val="center"/>
+            <w:shd w:fill="F8FAFC"/>
             <w:tcMar>
-              <w:top w:w="70.0" w:type="dxa"/>
-              <w:left w:w="110.0" w:type="dxa"/>
-              <w:bottom w:w="70.0" w:type="dxa"/>
-              <w:right w:w="110.0" w:type="dxa"/>
+              <w:top w:w="100" w:type="dxa"/>
+              <w:bottom w:w="100" w:type="dxa"/>
+              <w:left w:w="140" w:type="dxa"/>
+              <w:right w:w="140" w:type="dxa"/>
             </w:tcMar>
-            <w:vAlign w:val="center"/>
           </w:tcPr>
           <w:p>
             <w:pPr>
@@ -1416,14 +1424,14 @@
         </w:tc>
         <w:tc>
           <w:tcPr>
-            <w:shd w:fill="f2f5f9" w:val="clear"/>
+            <w:vAlign w:val="center"/>
+            <w:shd w:fill="F8FAFC"/>
             <w:tcMar>
-              <w:top w:w="70.0" w:type="dxa"/>
-              <w:left w:w="110.0" w:type="dxa"/>
-              <w:bottom w:w="70.0" w:type="dxa"/>
-              <w:right w:w="110.0" w:type="dxa"/>
+              <w:top w:w="100" w:type="dxa"/>
+              <w:bottom w:w="100" w:type="dxa"/>
+              <w:left w:w="140" w:type="dxa"/>
+              <w:right w:w="140" w:type="dxa"/>
             </w:tcMar>
-            <w:vAlign w:val="center"/>
           </w:tcPr>
           <w:p>
             <w:pPr>
@@ -1451,14 +1459,14 @@
         </w:tc>
         <w:tc>
           <w:tcPr>
-            <w:shd w:fill="f2f5f9" w:val="clear"/>
+            <w:vAlign w:val="center"/>
+            <w:shd w:fill="F8FAFC"/>
             <w:tcMar>
-              <w:top w:w="70.0" w:type="dxa"/>
-              <w:left w:w="110.0" w:type="dxa"/>
-              <w:bottom w:w="70.0" w:type="dxa"/>
-              <w:right w:w="110.0" w:type="dxa"/>
+              <w:top w:w="100" w:type="dxa"/>
+              <w:bottom w:w="100" w:type="dxa"/>
+              <w:left w:w="140" w:type="dxa"/>
+              <w:right w:w="140" w:type="dxa"/>
             </w:tcMar>
-            <w:vAlign w:val="center"/>
           </w:tcPr>
           <w:p>
             <w:pPr>
@@ -1724,25 +1732,25 @@
         </w:trPr>
         <w:tc>
           <w:tcPr>
-            <w:shd w:fill="0a0e14" w:val="clear"/>
+            <w:shd w:fill="0F172A"/>
             <w:tcMar>
-              <w:top w:w="90.0" w:type="dxa"/>
-              <w:left w:w="160.0" w:type="dxa"/>
-              <w:bottom w:w="90.0" w:type="dxa"/>
-              <w:right w:w="160.0" w:type="dxa"/>
+              <w:top w:w="160" w:type="dxa"/>
+              <w:bottom w:w="160" w:type="dxa"/>
+              <w:left w:w="200" w:type="dxa"/>
+              <w:right w:w="200" w:type="dxa"/>
             </w:tcMar>
           </w:tcPr>
           <w:p>
             <w:pPr>
-              <w:spacing w:after="20" w:lineRule="auto"/>
+              <w:spacing w:after="80" w:lineRule="auto" w:before="80"/>
               <w:rPr/>
             </w:pPr>
             <w:r>
               <w:rPr>
                 <w:rFonts w:ascii="Arial Unicode MS" w:cs="Arial Unicode MS" w:eastAsia="Arial Unicode MS" w:hAnsi="Arial Unicode MS"/>
-                <w:b w:val="1"/>
+                <w:b/>
                 <w:bCs w:val="1"/>
-                <w:color w:val="9fb3c8"/>
+                <w:color w:val="FFFFFF"/>
                 <w:sz w:val="15"/>
                 <w:szCs w:val="15"/>
                 <w:rtl w:val="0"/>
@@ -1751,21 +1759,23 @@
             </w:r>
             <w:r>
               <w:rPr>
-                <w:rtl w:val="0"/>
-              </w:rPr>
-            </w:r>
-          </w:p>
-          <w:p>
-            <w:pPr>
-              <w:spacing w:after="0" w:lineRule="auto"/>
+                <w:b/>
+                <w:color w:val="FFFFFF"/>
+                <w:rtl w:val="0"/>
+              </w:rPr>
+            </w:r>
+          </w:p>
+          <w:p>
+            <w:pPr>
+              <w:spacing w:after="80" w:lineRule="auto" w:before="80"/>
               <w:rPr/>
             </w:pPr>
             <w:r>
               <w:rPr>
                 <w:rFonts w:ascii="Arial" w:cs="Arial" w:eastAsia="Arial" w:hAnsi="Arial"/>
-                <w:b w:val="1"/>
+                <w:b/>
                 <w:bCs w:val="1"/>
-                <w:color w:val="ffffff"/>
+                <w:color w:val="FFFFFF"/>
                 <w:sz w:val="24"/>
                 <w:szCs w:val="24"/>
                 <w:rtl w:val="0"/>
@@ -1774,6 +1784,8 @@
             </w:r>
             <w:r>
               <w:rPr>
+                <w:b/>
+                <w:color w:val="FFFFFF"/>
                 <w:rtl w:val="0"/>
               </w:rPr>
             </w:r>
@@ -1874,12 +1886,12 @@
               <w:bottom w:color="d9e8e0" w:space="0" w:sz="4" w:val="single"/>
               <w:right w:color="d9e8e0" w:space="0" w:sz="4" w:val="single"/>
             </w:tcBorders>
-            <w:shd w:fill="f0faf5" w:val="clear"/>
+            <w:shd w:fill="ECFDF5"/>
             <w:tcMar>
-              <w:top w:w="120.0" w:type="dxa"/>
-              <w:left w:w="180.0" w:type="dxa"/>
-              <w:bottom w:w="120.0" w:type="dxa"/>
-              <w:right w:w="180.0" w:type="dxa"/>
+              <w:top w:w="160" w:type="dxa"/>
+              <w:bottom w:w="160" w:type="dxa"/>
+              <w:left w:w="200" w:type="dxa"/>
+              <w:right w:w="200" w:type="dxa"/>
             </w:tcMar>
           </w:tcPr>
           <w:p>
@@ -1890,9 +1902,9 @@
             <w:r>
               <w:rPr>
                 <w:rFonts w:ascii="Arial" w:cs="Arial" w:eastAsia="Arial" w:hAnsi="Arial"/>
-                <w:b w:val="1"/>
+                <w:b/>
                 <w:bCs w:val="1"/>
-                <w:color w:val="0e8a5f"/>
+                <w:color w:val="064E3B"/>
                 <w:sz w:val="18"/>
                 <w:szCs w:val="18"/>
                 <w:rtl w:val="0"/>
@@ -2067,25 +2079,25 @@
         </w:trPr>
         <w:tc>
           <w:tcPr>
-            <w:shd w:fill="0a0e14" w:val="clear"/>
+            <w:shd w:fill="0F172A"/>
             <w:tcMar>
-              <w:top w:w="90.0" w:type="dxa"/>
-              <w:left w:w="160.0" w:type="dxa"/>
-              <w:bottom w:w="90.0" w:type="dxa"/>
-              <w:right w:w="160.0" w:type="dxa"/>
+              <w:top w:w="160" w:type="dxa"/>
+              <w:bottom w:w="160" w:type="dxa"/>
+              <w:left w:w="200" w:type="dxa"/>
+              <w:right w:w="200" w:type="dxa"/>
             </w:tcMar>
           </w:tcPr>
           <w:p>
             <w:pPr>
-              <w:spacing w:after="20" w:lineRule="auto"/>
+              <w:spacing w:after="80" w:lineRule="auto" w:before="80"/>
               <w:rPr/>
             </w:pPr>
             <w:r>
               <w:rPr>
                 <w:rFonts w:ascii="Arial Unicode MS" w:cs="Arial Unicode MS" w:eastAsia="Arial Unicode MS" w:hAnsi="Arial Unicode MS"/>
-                <w:b w:val="1"/>
+                <w:b/>
                 <w:bCs w:val="1"/>
-                <w:color w:val="9fb3c8"/>
+                <w:color w:val="FFFFFF"/>
                 <w:sz w:val="15"/>
                 <w:szCs w:val="15"/>
                 <w:rtl w:val="0"/>
@@ -2094,21 +2106,23 @@
             </w:r>
             <w:r>
               <w:rPr>
-                <w:rtl w:val="0"/>
-              </w:rPr>
-            </w:r>
-          </w:p>
-          <w:p>
-            <w:pPr>
-              <w:spacing w:after="0" w:lineRule="auto"/>
+                <w:b/>
+                <w:color w:val="FFFFFF"/>
+                <w:rtl w:val="0"/>
+              </w:rPr>
+            </w:r>
+          </w:p>
+          <w:p>
+            <w:pPr>
+              <w:spacing w:after="80" w:lineRule="auto" w:before="80"/>
               <w:rPr/>
             </w:pPr>
             <w:r>
               <w:rPr>
                 <w:rFonts w:ascii="Arial" w:cs="Arial" w:eastAsia="Arial" w:hAnsi="Arial"/>
-                <w:b w:val="1"/>
+                <w:b/>
                 <w:bCs w:val="1"/>
-                <w:color w:val="ffffff"/>
+                <w:color w:val="FFFFFF"/>
                 <w:sz w:val="24"/>
                 <w:szCs w:val="24"/>
                 <w:rtl w:val="0"/>
@@ -2117,6 +2131,8 @@
             </w:r>
             <w:r>
               <w:rPr>
+                <w:b/>
+                <w:color w:val="FFFFFF"/>
                 <w:rtl w:val="0"/>
               </w:rPr>
             </w:r>
@@ -2599,25 +2615,25 @@
         </w:trPr>
         <w:tc>
           <w:tcPr>
-            <w:shd w:fill="0a0e14" w:val="clear"/>
+            <w:shd w:fill="0F172A"/>
             <w:tcMar>
-              <w:top w:w="90.0" w:type="dxa"/>
-              <w:left w:w="160.0" w:type="dxa"/>
-              <w:bottom w:w="90.0" w:type="dxa"/>
-              <w:right w:w="160.0" w:type="dxa"/>
+              <w:top w:w="160" w:type="dxa"/>
+              <w:bottom w:w="160" w:type="dxa"/>
+              <w:left w:w="200" w:type="dxa"/>
+              <w:right w:w="200" w:type="dxa"/>
             </w:tcMar>
           </w:tcPr>
           <w:p>
             <w:pPr>
-              <w:spacing w:after="20" w:lineRule="auto"/>
+              <w:spacing w:after="80" w:lineRule="auto" w:before="80"/>
               <w:rPr/>
             </w:pPr>
             <w:r>
               <w:rPr>
                 <w:rFonts w:ascii="Arial Unicode MS" w:cs="Arial Unicode MS" w:eastAsia="Arial Unicode MS" w:hAnsi="Arial Unicode MS"/>
-                <w:b w:val="1"/>
+                <w:b/>
                 <w:bCs w:val="1"/>
-                <w:color w:val="9fb3c8"/>
+                <w:color w:val="FFFFFF"/>
                 <w:sz w:val="15"/>
                 <w:szCs w:val="15"/>
                 <w:rtl w:val="0"/>
@@ -2626,21 +2642,23 @@
             </w:r>
             <w:r>
               <w:rPr>
-                <w:rtl w:val="0"/>
-              </w:rPr>
-            </w:r>
-          </w:p>
-          <w:p>
-            <w:pPr>
-              <w:spacing w:after="0" w:lineRule="auto"/>
+                <w:b/>
+                <w:color w:val="FFFFFF"/>
+                <w:rtl w:val="0"/>
+              </w:rPr>
+            </w:r>
+          </w:p>
+          <w:p>
+            <w:pPr>
+              <w:spacing w:after="80" w:lineRule="auto" w:before="80"/>
               <w:rPr/>
             </w:pPr>
             <w:r>
               <w:rPr>
                 <w:rFonts w:ascii="Arial" w:cs="Arial" w:eastAsia="Arial" w:hAnsi="Arial"/>
-                <w:b w:val="1"/>
+                <w:b/>
                 <w:bCs w:val="1"/>
-                <w:color w:val="ffffff"/>
+                <w:color w:val="FFFFFF"/>
                 <w:sz w:val="24"/>
                 <w:szCs w:val="24"/>
                 <w:rtl w:val="0"/>
@@ -2649,6 +2667,8 @@
             </w:r>
             <w:r>
               <w:rPr>
+                <w:b/>
+                <w:color w:val="FFFFFF"/>
                 <w:rtl w:val="0"/>
               </w:rPr>
             </w:r>
@@ -3043,25 +3063,25 @@
         </w:trPr>
         <w:tc>
           <w:tcPr>
-            <w:shd w:fill="0a0e14" w:val="clear"/>
+            <w:shd w:fill="0F172A"/>
             <w:tcMar>
-              <w:top w:w="90.0" w:type="dxa"/>
-              <w:left w:w="160.0" w:type="dxa"/>
-              <w:bottom w:w="90.0" w:type="dxa"/>
-              <w:right w:w="160.0" w:type="dxa"/>
+              <w:top w:w="160" w:type="dxa"/>
+              <w:bottom w:w="160" w:type="dxa"/>
+              <w:left w:w="200" w:type="dxa"/>
+              <w:right w:w="200" w:type="dxa"/>
             </w:tcMar>
           </w:tcPr>
           <w:p>
             <w:pPr>
-              <w:spacing w:after="20" w:lineRule="auto"/>
+              <w:spacing w:after="80" w:lineRule="auto" w:before="80"/>
               <w:rPr/>
             </w:pPr>
             <w:r>
               <w:rPr>
                 <w:rFonts w:ascii="Arial Unicode MS" w:cs="Arial Unicode MS" w:eastAsia="Arial Unicode MS" w:hAnsi="Arial Unicode MS"/>
-                <w:b w:val="1"/>
+                <w:b/>
                 <w:bCs w:val="1"/>
-                <w:color w:val="9fb3c8"/>
+                <w:color w:val="FFFFFF"/>
                 <w:sz w:val="15"/>
                 <w:szCs w:val="15"/>
                 <w:rtl w:val="0"/>
@@ -3070,21 +3090,23 @@
             </w:r>
             <w:r>
               <w:rPr>
-                <w:rtl w:val="0"/>
-              </w:rPr>
-            </w:r>
-          </w:p>
-          <w:p>
-            <w:pPr>
-              <w:spacing w:after="0" w:lineRule="auto"/>
+                <w:b/>
+                <w:color w:val="FFFFFF"/>
+                <w:rtl w:val="0"/>
+              </w:rPr>
+            </w:r>
+          </w:p>
+          <w:p>
+            <w:pPr>
+              <w:spacing w:after="80" w:lineRule="auto" w:before="80"/>
               <w:rPr/>
             </w:pPr>
             <w:r>
               <w:rPr>
                 <w:rFonts w:ascii="Arial" w:cs="Arial" w:eastAsia="Arial" w:hAnsi="Arial"/>
-                <w:b w:val="1"/>
+                <w:b/>
                 <w:bCs w:val="1"/>
-                <w:color w:val="ffffff"/>
+                <w:color w:val="FFFFFF"/>
                 <w:sz w:val="24"/>
                 <w:szCs w:val="24"/>
                 <w:rtl w:val="0"/>
@@ -3093,6 +3115,8 @@
             </w:r>
             <w:r>
               <w:rPr>
+                <w:b/>
+                <w:color w:val="FFFFFF"/>
                 <w:rtl w:val="0"/>
               </w:rPr>
             </w:r>
@@ -3193,12 +3217,12 @@
               <w:bottom w:color="d9e8e0" w:space="0" w:sz="4" w:val="single"/>
               <w:right w:color="d9e8e0" w:space="0" w:sz="4" w:val="single"/>
             </w:tcBorders>
-            <w:shd w:fill="f0faf5" w:val="clear"/>
+            <w:shd w:fill="ECFDF5"/>
             <w:tcMar>
-              <w:top w:w="120.0" w:type="dxa"/>
-              <w:left w:w="180.0" w:type="dxa"/>
-              <w:bottom w:w="120.0" w:type="dxa"/>
-              <w:right w:w="180.0" w:type="dxa"/>
+              <w:top w:w="160" w:type="dxa"/>
+              <w:bottom w:w="160" w:type="dxa"/>
+              <w:left w:w="200" w:type="dxa"/>
+              <w:right w:w="200" w:type="dxa"/>
             </w:tcMar>
           </w:tcPr>
           <w:p>
@@ -3209,9 +3233,9 @@
             <w:r>
               <w:rPr>
                 <w:rFonts w:ascii="Arial" w:cs="Arial" w:eastAsia="Arial" w:hAnsi="Arial"/>
-                <w:b w:val="1"/>
+                <w:b/>
                 <w:bCs w:val="1"/>
-                <w:color w:val="0e8a5f"/>
+                <w:color w:val="064E3B"/>
                 <w:sz w:val="18"/>
                 <w:szCs w:val="18"/>
                 <w:rtl w:val="0"/>
@@ -3982,25 +4006,25 @@
         </w:trPr>
         <w:tc>
           <w:tcPr>
-            <w:shd w:fill="0a0e14" w:val="clear"/>
+            <w:shd w:fill="0F172A"/>
             <w:tcMar>
-              <w:top w:w="90.0" w:type="dxa"/>
-              <w:left w:w="160.0" w:type="dxa"/>
-              <w:bottom w:w="90.0" w:type="dxa"/>
-              <w:right w:w="160.0" w:type="dxa"/>
+              <w:top w:w="160" w:type="dxa"/>
+              <w:bottom w:w="160" w:type="dxa"/>
+              <w:left w:w="200" w:type="dxa"/>
+              <w:right w:w="200" w:type="dxa"/>
             </w:tcMar>
           </w:tcPr>
           <w:p>
             <w:pPr>
-              <w:spacing w:after="20" w:lineRule="auto"/>
+              <w:spacing w:after="80" w:lineRule="auto" w:before="80"/>
               <w:rPr/>
             </w:pPr>
             <w:r>
               <w:rPr>
                 <w:rFonts w:ascii="Arial Unicode MS" w:cs="Arial Unicode MS" w:eastAsia="Arial Unicode MS" w:hAnsi="Arial Unicode MS"/>
-                <w:b w:val="1"/>
+                <w:b/>
                 <w:bCs w:val="1"/>
-                <w:color w:val="9fb3c8"/>
+                <w:color w:val="FFFFFF"/>
                 <w:sz w:val="15"/>
                 <w:szCs w:val="15"/>
                 <w:rtl w:val="0"/>
@@ -4009,21 +4033,23 @@
             </w:r>
             <w:r>
               <w:rPr>
-                <w:rtl w:val="0"/>
-              </w:rPr>
-            </w:r>
-          </w:p>
-          <w:p>
-            <w:pPr>
-              <w:spacing w:after="0" w:lineRule="auto"/>
+                <w:b/>
+                <w:color w:val="FFFFFF"/>
+                <w:rtl w:val="0"/>
+              </w:rPr>
+            </w:r>
+          </w:p>
+          <w:p>
+            <w:pPr>
+              <w:spacing w:after="80" w:lineRule="auto" w:before="80"/>
               <w:rPr/>
             </w:pPr>
             <w:r>
               <w:rPr>
                 <w:rFonts w:ascii="Arial" w:cs="Arial" w:eastAsia="Arial" w:hAnsi="Arial"/>
-                <w:b w:val="1"/>
+                <w:b/>
                 <w:bCs w:val="1"/>
-                <w:color w:val="ffffff"/>
+                <w:color w:val="FFFFFF"/>
                 <w:sz w:val="24"/>
                 <w:szCs w:val="24"/>
                 <w:rtl w:val="0"/>
@@ -4032,6 +4058,8 @@
             </w:r>
             <w:r>
               <w:rPr>
+                <w:b/>
+                <w:color w:val="FFFFFF"/>
                 <w:rtl w:val="0"/>
               </w:rPr>
             </w:r>
@@ -4520,12 +4548,12 @@
               <w:bottom w:color="d9e8e0" w:space="0" w:sz="4" w:val="single"/>
               <w:right w:color="d9e8e0" w:space="0" w:sz="4" w:val="single"/>
             </w:tcBorders>
-            <w:shd w:fill="f0faf5" w:val="clear"/>
+            <w:shd w:fill="ECFDF5"/>
             <w:tcMar>
-              <w:top w:w="120.0" w:type="dxa"/>
-              <w:left w:w="180.0" w:type="dxa"/>
-              <w:bottom w:w="120.0" w:type="dxa"/>
-              <w:right w:w="180.0" w:type="dxa"/>
+              <w:top w:w="160" w:type="dxa"/>
+              <w:bottom w:w="160" w:type="dxa"/>
+              <w:left w:w="200" w:type="dxa"/>
+              <w:right w:w="200" w:type="dxa"/>
             </w:tcMar>
           </w:tcPr>
           <w:p>
@@ -4536,9 +4564,9 @@
             <w:r>
               <w:rPr>
                 <w:rFonts w:ascii="Arial" w:cs="Arial" w:eastAsia="Arial" w:hAnsi="Arial"/>
-                <w:b w:val="1"/>
+                <w:b/>
                 <w:bCs w:val="1"/>
-                <w:color w:val="0e8a5f"/>
+                <w:color w:val="064E3B"/>
                 <w:sz w:val="18"/>
                 <w:szCs w:val="18"/>
                 <w:rtl w:val="0"/>
@@ -4673,25 +4701,25 @@
         </w:trPr>
         <w:tc>
           <w:tcPr>
-            <w:shd w:fill="0a0e14" w:val="clear"/>
+            <w:shd w:fill="0F172A"/>
             <w:tcMar>
-              <w:top w:w="90.0" w:type="dxa"/>
-              <w:left w:w="160.0" w:type="dxa"/>
-              <w:bottom w:w="90.0" w:type="dxa"/>
-              <w:right w:w="160.0" w:type="dxa"/>
+              <w:top w:w="160" w:type="dxa"/>
+              <w:bottom w:w="160" w:type="dxa"/>
+              <w:left w:w="200" w:type="dxa"/>
+              <w:right w:w="200" w:type="dxa"/>
             </w:tcMar>
           </w:tcPr>
           <w:p>
             <w:pPr>
-              <w:spacing w:after="20" w:lineRule="auto"/>
+              <w:spacing w:after="80" w:lineRule="auto" w:before="80"/>
               <w:rPr/>
             </w:pPr>
             <w:r>
               <w:rPr>
                 <w:rFonts w:ascii="Arial Unicode MS" w:cs="Arial Unicode MS" w:eastAsia="Arial Unicode MS" w:hAnsi="Arial Unicode MS"/>
-                <w:b w:val="1"/>
+                <w:b/>
                 <w:bCs w:val="1"/>
-                <w:color w:val="9fb3c8"/>
+                <w:color w:val="FFFFFF"/>
                 <w:sz w:val="15"/>
                 <w:szCs w:val="15"/>
                 <w:rtl w:val="0"/>
@@ -4700,21 +4728,23 @@
             </w:r>
             <w:r>
               <w:rPr>
-                <w:rtl w:val="0"/>
-              </w:rPr>
-            </w:r>
-          </w:p>
-          <w:p>
-            <w:pPr>
-              <w:spacing w:after="0" w:lineRule="auto"/>
+                <w:b/>
+                <w:color w:val="FFFFFF"/>
+                <w:rtl w:val="0"/>
+              </w:rPr>
+            </w:r>
+          </w:p>
+          <w:p>
+            <w:pPr>
+              <w:spacing w:after="80" w:lineRule="auto" w:before="80"/>
               <w:rPr/>
             </w:pPr>
             <w:r>
               <w:rPr>
                 <w:rFonts w:ascii="Arial" w:cs="Arial" w:eastAsia="Arial" w:hAnsi="Arial"/>
-                <w:b w:val="1"/>
+                <w:b/>
                 <w:bCs w:val="1"/>
-                <w:color w:val="ffffff"/>
+                <w:color w:val="FFFFFF"/>
                 <w:sz w:val="24"/>
                 <w:szCs w:val="24"/>
                 <w:rtl w:val="0"/>
@@ -4723,6 +4753,8 @@
             </w:r>
             <w:r>
               <w:rPr>
+                <w:b/>
+                <w:color w:val="FFFFFF"/>
                 <w:rtl w:val="0"/>
               </w:rPr>
             </w:r>
@@ -5249,12 +5281,12 @@
               <w:bottom w:color="d9e8e0" w:space="0" w:sz="4" w:val="single"/>
               <w:right w:color="d9e8e0" w:space="0" w:sz="4" w:val="single"/>
             </w:tcBorders>
-            <w:shd w:fill="f0faf5" w:val="clear"/>
+            <w:shd w:fill="ECFDF5"/>
             <w:tcMar>
-              <w:top w:w="120.0" w:type="dxa"/>
-              <w:left w:w="180.0" w:type="dxa"/>
-              <w:bottom w:w="120.0" w:type="dxa"/>
-              <w:right w:w="180.0" w:type="dxa"/>
+              <w:top w:w="160" w:type="dxa"/>
+              <w:bottom w:w="160" w:type="dxa"/>
+              <w:left w:w="200" w:type="dxa"/>
+              <w:right w:w="200" w:type="dxa"/>
             </w:tcMar>
           </w:tcPr>
           <w:p>
@@ -5265,9 +5297,9 @@
             <w:r>
               <w:rPr>
                 <w:rFonts w:ascii="Arial" w:cs="Arial" w:eastAsia="Arial" w:hAnsi="Arial"/>
-                <w:b w:val="1"/>
+                <w:b/>
                 <w:bCs w:val="1"/>
-                <w:color w:val="0e8a5f"/>
+                <w:color w:val="064E3B"/>
                 <w:sz w:val="18"/>
                 <w:szCs w:val="18"/>
                 <w:rtl w:val="0"/>
@@ -5368,20 +5400,24 @@
         </w:trPr>
         <w:tc>
           <w:tcPr>
-            <w:shd w:fill="0a0e14" w:val="clear"/>
+            <w:shd w:fill="0F172A"/>
             <w:tcMar>
-              <w:top w:w="90.0" w:type="dxa"/>
-              <w:left w:w="160.0" w:type="dxa"/>
-              <w:bottom w:w="90.0" w:type="dxa"/>
-              <w:right w:w="160.0" w:type="dxa"/>
+              <w:top w:w="160" w:type="dxa"/>
+              <w:bottom w:w="160" w:type="dxa"/>
+              <w:left w:w="200" w:type="dxa"/>
+              <w:right w:w="200" w:type="dxa"/>
             </w:tcMar>
           </w:tcPr>
           <w:p>
             <w:pPr>
-              <w:spacing w:after="20" w:lineRule="auto"/>
-              <w:rPr/>
-            </w:pPr>
-            <w:r>
+              <w:spacing w:after="80" w:lineRule="auto" w:before="80"/>
+              <w:rPr/>
+            </w:pPr>
+            <w:r>
+              <w:rPr>
+                <w:b/>
+                <w:color w:val="FFFFFF"/>
+              </w:rPr>
               <w:t>⚡ PREGUNTA RELÁMPAGO EN CHAT (YOUTUBE LIVE — HASTA 20 PC)</w:t>
               <w:br/>
               <w:t>Juan lanza 1 sola pregunta rápida al chat de YouTube:</w:t>
@@ -5396,10 +5432,15 @@
           </w:p>
           <w:p>
             <w:pPr>
-              <w:spacing w:after="0" w:lineRule="auto"/>
-              <w:rPr/>
-            </w:pPr>
-            <w:r/>
+              <w:spacing w:after="80" w:lineRule="auto" w:before="80"/>
+              <w:rPr/>
+            </w:pPr>
+            <w:r>
+              <w:rPr>
+                <w:b/>
+                <w:color w:val="FFFFFF"/>
+              </w:rPr>
+            </w:r>
           </w:p>
         </w:tc>
       </w:tr>
@@ -5462,12 +5503,12 @@
               <w:bottom w:color="d9e8e0" w:space="0" w:sz="4" w:val="single"/>
               <w:right w:color="d9e8e0" w:space="0" w:sz="4" w:val="single"/>
             </w:tcBorders>
-            <w:shd w:fill="f0faf5" w:val="clear"/>
+            <w:shd w:fill="ECFDF5"/>
             <w:tcMar>
-              <w:top w:w="120.0" w:type="dxa"/>
-              <w:left w:w="180.0" w:type="dxa"/>
-              <w:bottom w:w="120.0" w:type="dxa"/>
-              <w:right w:w="180.0" w:type="dxa"/>
+              <w:top w:w="160" w:type="dxa"/>
+              <w:bottom w:w="160" w:type="dxa"/>
+              <w:left w:w="200" w:type="dxa"/>
+              <w:right w:w="200" w:type="dxa"/>
             </w:tcMar>
           </w:tcPr>
           <w:p>
@@ -5476,6 +5517,10 @@
               <w:rPr/>
             </w:pPr>
             <w:r>
+              <w:rPr>
+                <w:b/>
+                <w:color w:val="064E3B"/>
+              </w:rPr>
               <w:t>⚡ PREGUNTA RELÁMPAGO EN CHAT (YOUTUBE LIVE — HASTA 20 PC)</w:t>
               <w:br/>
               <w:t>Juan lanza 1 sola pregunta rápida al chat de YouTube:</w:t>
@@ -5564,25 +5609,25 @@
         </w:trPr>
         <w:tc>
           <w:tcPr>
-            <w:shd w:fill="0a0e14" w:val="clear"/>
+            <w:shd w:fill="0F172A"/>
             <w:tcMar>
-              <w:top w:w="90.0" w:type="dxa"/>
-              <w:left w:w="160.0" w:type="dxa"/>
-              <w:bottom w:w="90.0" w:type="dxa"/>
-              <w:right w:w="160.0" w:type="dxa"/>
+              <w:top w:w="160" w:type="dxa"/>
+              <w:bottom w:w="160" w:type="dxa"/>
+              <w:left w:w="200" w:type="dxa"/>
+              <w:right w:w="200" w:type="dxa"/>
             </w:tcMar>
           </w:tcPr>
           <w:p>
             <w:pPr>
-              <w:spacing w:after="20" w:lineRule="auto"/>
+              <w:spacing w:after="80" w:lineRule="auto" w:before="80"/>
               <w:rPr/>
             </w:pPr>
             <w:r>
               <w:rPr>
                 <w:rFonts w:ascii="Arial Unicode MS" w:cs="Arial Unicode MS" w:eastAsia="Arial Unicode MS" w:hAnsi="Arial Unicode MS"/>
-                <w:b w:val="1"/>
+                <w:b/>
                 <w:bCs w:val="1"/>
-                <w:color w:val="9fb3c8"/>
+                <w:color w:val="FFFFFF"/>
                 <w:sz w:val="15"/>
                 <w:szCs w:val="15"/>
                 <w:rtl w:val="0"/>
@@ -5591,21 +5636,23 @@
             </w:r>
             <w:r>
               <w:rPr>
-                <w:rtl w:val="0"/>
-              </w:rPr>
-            </w:r>
-          </w:p>
-          <w:p>
-            <w:pPr>
-              <w:spacing w:after="0" w:lineRule="auto"/>
+                <w:b/>
+                <w:color w:val="FFFFFF"/>
+                <w:rtl w:val="0"/>
+              </w:rPr>
+            </w:r>
+          </w:p>
+          <w:p>
+            <w:pPr>
+              <w:spacing w:after="80" w:lineRule="auto" w:before="80"/>
               <w:rPr/>
             </w:pPr>
             <w:r>
               <w:rPr>
                 <w:rFonts w:ascii="Arial" w:cs="Arial" w:eastAsia="Arial" w:hAnsi="Arial"/>
-                <w:b w:val="1"/>
+                <w:b/>
                 <w:bCs w:val="1"/>
-                <w:color w:val="ffffff"/>
+                <w:color w:val="FFFFFF"/>
                 <w:sz w:val="24"/>
                 <w:szCs w:val="24"/>
                 <w:rtl w:val="0"/>
@@ -5614,6 +5661,8 @@
             </w:r>
             <w:r>
               <w:rPr>
+                <w:b/>
+                <w:color w:val="FFFFFF"/>
                 <w:rtl w:val="0"/>
               </w:rPr>
             </w:r>
@@ -6247,12 +6296,12 @@
               <w:bottom w:color="d9e8e0" w:space="0" w:sz="4" w:val="single"/>
               <w:right w:color="d9e8e0" w:space="0" w:sz="4" w:val="single"/>
             </w:tcBorders>
-            <w:shd w:fill="f0faf5" w:val="clear"/>
+            <w:shd w:fill="ECFDF5"/>
             <w:tcMar>
-              <w:top w:w="120.0" w:type="dxa"/>
-              <w:left w:w="180.0" w:type="dxa"/>
-              <w:bottom w:w="120.0" w:type="dxa"/>
-              <w:right w:w="180.0" w:type="dxa"/>
+              <w:top w:w="160" w:type="dxa"/>
+              <w:bottom w:w="160" w:type="dxa"/>
+              <w:left w:w="200" w:type="dxa"/>
+              <w:right w:w="200" w:type="dxa"/>
             </w:tcMar>
           </w:tcPr>
           <w:p>
@@ -6263,9 +6312,9 @@
             <w:r>
               <w:rPr>
                 <w:rFonts w:ascii="Arial" w:cs="Arial" w:eastAsia="Arial" w:hAnsi="Arial"/>
-                <w:b w:val="1"/>
+                <w:b/>
                 <w:bCs w:val="1"/>
-                <w:color w:val="0e8a5f"/>
+                <w:color w:val="064E3B"/>
                 <w:sz w:val="18"/>
                 <w:szCs w:val="18"/>
                 <w:rtl w:val="0"/>
@@ -6442,25 +6491,25 @@
         </w:trPr>
         <w:tc>
           <w:tcPr>
-            <w:shd w:fill="0a0e14" w:val="clear"/>
+            <w:shd w:fill="0F172A"/>
             <w:tcMar>
-              <w:top w:w="90.0" w:type="dxa"/>
-              <w:left w:w="160.0" w:type="dxa"/>
-              <w:bottom w:w="90.0" w:type="dxa"/>
-              <w:right w:w="160.0" w:type="dxa"/>
+              <w:top w:w="160" w:type="dxa"/>
+              <w:bottom w:w="160" w:type="dxa"/>
+              <w:left w:w="200" w:type="dxa"/>
+              <w:right w:w="200" w:type="dxa"/>
             </w:tcMar>
           </w:tcPr>
           <w:p>
             <w:pPr>
-              <w:spacing w:after="20" w:lineRule="auto"/>
+              <w:spacing w:after="80" w:lineRule="auto" w:before="80"/>
               <w:rPr/>
             </w:pPr>
             <w:r>
               <w:rPr>
                 <w:rFonts w:ascii="Arial Unicode MS" w:cs="Arial Unicode MS" w:eastAsia="Arial Unicode MS" w:hAnsi="Arial Unicode MS"/>
-                <w:b w:val="1"/>
+                <w:b/>
                 <w:bCs w:val="1"/>
-                <w:color w:val="9fb3c8"/>
+                <w:color w:val="FFFFFF"/>
                 <w:sz w:val="15"/>
                 <w:szCs w:val="15"/>
                 <w:rtl w:val="0"/>
@@ -6469,21 +6518,23 @@
             </w:r>
             <w:r>
               <w:rPr>
-                <w:rtl w:val="0"/>
-              </w:rPr>
-            </w:r>
-          </w:p>
-          <w:p>
-            <w:pPr>
-              <w:spacing w:after="0" w:lineRule="auto"/>
+                <w:b/>
+                <w:color w:val="FFFFFF"/>
+                <w:rtl w:val="0"/>
+              </w:rPr>
+            </w:r>
+          </w:p>
+          <w:p>
+            <w:pPr>
+              <w:spacing w:after="80" w:lineRule="auto" w:before="80"/>
               <w:rPr/>
             </w:pPr>
             <w:r>
               <w:rPr>
                 <w:rFonts w:ascii="Arial" w:cs="Arial" w:eastAsia="Arial" w:hAnsi="Arial"/>
-                <w:b w:val="1"/>
+                <w:b/>
                 <w:bCs w:val="1"/>
-                <w:color w:val="ffffff"/>
+                <w:color w:val="FFFFFF"/>
                 <w:sz w:val="24"/>
                 <w:szCs w:val="24"/>
                 <w:rtl w:val="0"/>
@@ -6492,6 +6543,8 @@
             </w:r>
             <w:r>
               <w:rPr>
+                <w:b/>
+                <w:color w:val="FFFFFF"/>
                 <w:rtl w:val="0"/>
               </w:rPr>
             </w:r>
